--- a/report_agent/output/management_review_order_form.docx
+++ b/report_agent/output/management_review_order_form.docx
@@ -1,6 +1,6 @@
 
 <file path=word/document.xml><?xml version="1.0" encoding="utf-8"?>
-<w:document xmlns:mc="http://schemas.openxmlformats.org/markup-compatibility/2006" xmlns:r="http://schemas.openxmlformats.org/officeDocument/2006/relationships" xmlns:w="http://schemas.openxmlformats.org/wordprocessingml/2006/main" xmlns:w14="http://schemas.microsoft.com/office/word/2010/wordml" mc:Ignorable="w14">
+<w:document xmlns:wpc="http://schemas.microsoft.com/office/word/2010/wordprocessingCanvas" xmlns:cx="http://schemas.microsoft.com/office/drawing/2014/chartex" xmlns:cx1="http://schemas.microsoft.com/office/drawing/2015/9/8/chartex" xmlns:cx2="http://schemas.microsoft.com/office/drawing/2015/10/21/chartex" xmlns:cx3="http://schemas.microsoft.com/office/drawing/2016/5/9/chartex" xmlns:cx4="http://schemas.microsoft.com/office/drawing/2016/5/10/chartex" xmlns:cx5="http://schemas.microsoft.com/office/drawing/2016/5/11/chartex" xmlns:cx6="http://schemas.microsoft.com/office/drawing/2016/5/12/chartex" xmlns:cx7="http://schemas.microsoft.com/office/drawing/2016/5/13/chartex" xmlns:cx8="http://schemas.microsoft.com/office/drawing/2016/5/14/chartex" xmlns:mc="http://schemas.openxmlformats.org/markup-compatibility/2006" xmlns:aink="http://schemas.microsoft.com/office/drawing/2016/ink" xmlns:am3d="http://schemas.microsoft.com/office/drawing/2017/model3d" xmlns:o="urn:schemas-microsoft-com:office:office" xmlns:r="http://schemas.openxmlformats.org/officeDocument/2006/relationships" xmlns:m="http://schemas.openxmlformats.org/officeDocument/2006/math" xmlns:v="urn:schemas-microsoft-com:vml" xmlns:wp14="http://schemas.microsoft.com/office/word/2010/wordprocessingDrawing" xmlns:wp="http://schemas.openxmlformats.org/drawingml/2006/wordprocessingDrawing" xmlns:w10="urn:schemas-microsoft-com:office:word" xmlns:w="http://schemas.openxmlformats.org/wordprocessingml/2006/main" xmlns:w14="http://schemas.microsoft.com/office/word/2010/wordml" xmlns:w15="http://schemas.microsoft.com/office/word/2012/wordml" xmlns:w16cex="http://schemas.microsoft.com/office/word/2018/wordml/cex" xmlns:w16cid="http://schemas.microsoft.com/office/word/2016/wordml/cid" xmlns:w16="http://schemas.microsoft.com/office/word/2018/wordml" xmlns:w16sdtdh="http://schemas.microsoft.com/office/word/2020/wordml/sdtdatahash" xmlns:w16se="http://schemas.microsoft.com/office/word/2015/wordml/symex" xmlns:wpg="http://schemas.microsoft.com/office/word/2010/wordprocessingGroup" xmlns:wpi="http://schemas.microsoft.com/office/word/2010/wordprocessingInk" xmlns:wne="http://schemas.microsoft.com/office/word/2006/wordml" xmlns:wps="http://schemas.microsoft.com/office/word/2010/wordprocessingShape" mc:Ignorable="w14 w15 w16se w16cid w16 w16cex w16sdtdh wp14">
   <w:body>
     <w:tbl>
       <w:tblPr>
@@ -64,7 +64,29 @@
           <w:sz w:val="60"/>
           <w:lang w:eastAsia="ko-KR"/>
         </w:rPr>
-        <w:t>{{report.title}}</w:t>
+        <w:t>{{</w:t>
+      </w:r>
+      <w:proofErr w:type="gramStart"/>
+      <w:r>
+        <w:rPr>
+          <w:rFonts w:hint="eastAsia"/>
+          <w:b/>
+          <w:color w:val="123B67"/>
+          <w:sz w:val="60"/>
+          <w:lang w:eastAsia="ko-KR"/>
+        </w:rPr>
+        <w:t>report.title</w:t>
+      </w:r>
+      <w:proofErr w:type="gramEnd"/>
+      <w:r>
+        <w:rPr>
+          <w:rFonts w:hint="eastAsia"/>
+          <w:b/>
+          <w:color w:val="123B67"/>
+          <w:sz w:val="60"/>
+          <w:lang w:eastAsia="ko-KR"/>
+        </w:rPr>
+        <w:t>}}</w:t>
       </w:r>
     </w:p>
     <w:p>
@@ -228,7 +250,23 @@
                 <w:rFonts w:hint="eastAsia"/>
                 <w:lang w:eastAsia="ko-KR"/>
               </w:rPr>
-              <w:t>{{report.title}}</w:t>
+              <w:t>{{</w:t>
+            </w:r>
+            <w:proofErr w:type="gramStart"/>
+            <w:r>
+              <w:rPr>
+                <w:rFonts w:hint="eastAsia"/>
+                <w:lang w:eastAsia="ko-KR"/>
+              </w:rPr>
+              <w:t>report.title</w:t>
+            </w:r>
+            <w:proofErr w:type="gramEnd"/>
+            <w:r>
+              <w:rPr>
+                <w:rFonts w:hint="eastAsia"/>
+                <w:lang w:eastAsia="ko-KR"/>
+              </w:rPr>
+              <w:t>}}</w:t>
             </w:r>
           </w:p>
         </w:tc>
@@ -300,7 +338,23 @@
                 <w:rFonts w:hint="eastAsia"/>
                 <w:lang w:eastAsia="ko-KR"/>
               </w:rPr>
-              <w:t>aggregated_data.site_context.company.company_name</w:t>
+              <w:t>aggregated_</w:t>
+            </w:r>
+            <w:proofErr w:type="gramStart"/>
+            <w:r>
+              <w:rPr>
+                <w:rFonts w:hint="eastAsia"/>
+                <w:lang w:eastAsia="ko-KR"/>
+              </w:rPr>
+              <w:t>data.site</w:t>
+            </w:r>
+            <w:proofErr w:type="gramEnd"/>
+            <w:r>
+              <w:rPr>
+                <w:rFonts w:hint="eastAsia"/>
+                <w:lang w:eastAsia="ko-KR"/>
+              </w:rPr>
+              <w:t>_context.company.company_name</w:t>
             </w:r>
             <w:proofErr w:type="spellEnd"/>
             <w:r>
@@ -368,7 +422,15 @@
           </w:tcPr>
           <w:p>
             <w:r>
-              <w:t>{{report.period}}</w:t>
+              <w:t>{{</w:t>
+            </w:r>
+            <w:proofErr w:type="gramStart"/>
+            <w:r>
+              <w:t>report.period</w:t>
+            </w:r>
+            <w:proofErr w:type="gramEnd"/>
+            <w:r>
+              <w:t>}}</w:t>
             </w:r>
           </w:p>
         </w:tc>
@@ -519,15 +581,17 @@
           <w:lang w:eastAsia="ko-KR"/>
         </w:rPr>
       </w:pPr>
+    </w:p>
+    <w:p>
+      <w:pPr>
+        <w:rPr>
+          <w:lang w:eastAsia="ko-KR"/>
+        </w:rPr>
+      </w:pPr>
       <w:r>
         <w:rPr>
           <w:lang w:eastAsia="ko-KR"/>
         </w:rPr>
-        <w:lastRenderedPageBreak/>
-      </w:r>
-    </w:p>
-    <w:p>
-      <w:r>
         <w:br w:type="page"/>
       </w:r>
     </w:p>
@@ -553,10 +617,6 @@
             <w:shd w:val="clear" w:color="auto" w:fill="123B67"/>
           </w:tcPr>
           <w:p>
-            <w:r/>
-            <w:pPr>
-              <w:jc w:val="center"/>
-            </w:pPr>
             <w:r>
               <w:rPr>
                 <w:b/>
@@ -581,6 +641,7 @@
           </w:tcPr>
           <w:p>
             <w:proofErr w:type="spellStart"/>
+            <w:proofErr w:type="gramStart"/>
             <w:r>
               <w:rPr>
                 <w:b/>
@@ -595,7 +656,15 @@
                 <w:color w:val="6B7A8C"/>
                 <w:sz w:val="18"/>
               </w:rPr>
-              <w:t xml:space="preserve">  Executive Summary</w:t>
+              <w:t xml:space="preserve">  Executive</w:t>
+            </w:r>
+            <w:proofErr w:type="gramEnd"/>
+            <w:r>
+              <w:rPr>
+                <w:color w:val="6B7A8C"/>
+                <w:sz w:val="18"/>
+              </w:rPr>
+              <w:t xml:space="preserve"> Summary</w:t>
             </w:r>
           </w:p>
         </w:tc>
@@ -647,7 +716,23 @@
                 <w:rFonts w:hint="eastAsia"/>
                 <w:lang w:eastAsia="ko-KR"/>
               </w:rPr>
-              <w:t>{{report.summary}}</w:t>
+              <w:t>{{</w:t>
+            </w:r>
+            <w:proofErr w:type="gramStart"/>
+            <w:r>
+              <w:rPr>
+                <w:rFonts w:hint="eastAsia"/>
+                <w:lang w:eastAsia="ko-KR"/>
+              </w:rPr>
+              <w:t>report.summary</w:t>
+            </w:r>
+            <w:proofErr w:type="gramEnd"/>
+            <w:r>
+              <w:rPr>
+                <w:rFonts w:hint="eastAsia"/>
+                <w:lang w:eastAsia="ko-KR"/>
+              </w:rPr>
+              <w:t>}}</w:t>
             </w:r>
           </w:p>
         </w:tc>
@@ -670,7 +755,6 @@
     <w:p>
       <w:pPr>
         <w:rPr>
-          <w:rFonts w:hint="eastAsia"/>
           <w:lang w:eastAsia="ko-KR"/>
         </w:rPr>
       </w:pPr>
@@ -702,16 +786,13 @@
             <w:shd w:val="clear" w:color="auto" w:fill="123B67"/>
           </w:tcPr>
           <w:p>
-            <w:r/>
-            <w:pPr>
-              <w:jc w:val="center"/>
-            </w:pPr>
             <w:r>
               <w:rPr>
                 <w:b/>
                 <w:color w:val="FFFFFF"/>
                 <w:sz w:val="22"/>
               </w:rPr>
+              <w:lastRenderedPageBreak/>
               <w:t>0</w:t>
             </w:r>
             <w:r>
@@ -932,23 +1013,23 @@
                 <w:rFonts w:hint="eastAsia"/>
                 <w:sz w:val="16"/>
               </w:rPr>
-              <w:t>{{aggregated_data.anomaly_candidates.location}}</w:t>
+              <w:t>{{aggregated_</w:t>
             </w:r>
-            <w:proofErr w:type="spellStart"/>
+            <w:proofErr w:type="gramStart"/>
             <w:r>
               <w:rPr>
                 <w:rFonts w:hint="eastAsia"/>
                 <w:sz w:val="16"/>
               </w:rPr>
-              <w:t/>
+              <w:t>data.anomaly</w:t>
             </w:r>
-            <w:proofErr w:type="spellEnd"/>
+            <w:proofErr w:type="gramEnd"/>
             <w:r>
               <w:rPr>
                 <w:rFonts w:hint="eastAsia"/>
                 <w:sz w:val="16"/>
               </w:rPr>
-              <w:t/>
+              <w:t>_candidates.location}}</w:t>
             </w:r>
           </w:p>
         </w:tc>
@@ -973,23 +1054,23 @@
                 <w:rFonts w:hint="eastAsia"/>
                 <w:sz w:val="16"/>
               </w:rPr>
-              <w:t>{{aggregated_data.anomaly_candidates.risk_type}}</w:t>
+              <w:t>{{aggregated_</w:t>
             </w:r>
-            <w:proofErr w:type="spellStart"/>
+            <w:proofErr w:type="gramStart"/>
             <w:r>
               <w:rPr>
                 <w:rFonts w:hint="eastAsia"/>
                 <w:sz w:val="16"/>
               </w:rPr>
-              <w:t/>
+              <w:t>data.anomaly</w:t>
             </w:r>
-            <w:proofErr w:type="spellEnd"/>
+            <w:proofErr w:type="gramEnd"/>
             <w:r>
               <w:rPr>
                 <w:rFonts w:hint="eastAsia"/>
                 <w:sz w:val="16"/>
               </w:rPr>
-              <w:t/>
+              <w:t>_candidates.risk_type}}</w:t>
             </w:r>
           </w:p>
         </w:tc>
@@ -1013,7 +1094,21 @@
               <w:rPr>
                 <w:sz w:val="16"/>
               </w:rPr>
-              <w:t>{{aggregated_data.anomaly_candidates.severity}}</w:t>
+              <w:t>{{aggregated_</w:t>
+            </w:r>
+            <w:proofErr w:type="gramStart"/>
+            <w:r>
+              <w:rPr>
+                <w:sz w:val="16"/>
+              </w:rPr>
+              <w:t>data.anomaly</w:t>
+            </w:r>
+            <w:proofErr w:type="gramEnd"/>
+            <w:r>
+              <w:rPr>
+                <w:sz w:val="16"/>
+              </w:rPr>
+              <w:t>_candidates.severity}}</w:t>
             </w:r>
           </w:p>
         </w:tc>
@@ -1041,7 +1136,25 @@
                 <w:sz w:val="16"/>
                 <w:lang w:eastAsia="ko-KR"/>
               </w:rPr>
-              <w:t>{{aggregated_data.anomaly_candidates.management_judgment}}</w:t>
+              <w:t>{{aggregated_</w:t>
+            </w:r>
+            <w:proofErr w:type="gramStart"/>
+            <w:r>
+              <w:rPr>
+                <w:rFonts w:hint="eastAsia"/>
+                <w:sz w:val="16"/>
+                <w:lang w:eastAsia="ko-KR"/>
+              </w:rPr>
+              <w:t>data.anomaly</w:t>
+            </w:r>
+            <w:proofErr w:type="gramEnd"/>
+            <w:r>
+              <w:rPr>
+                <w:rFonts w:hint="eastAsia"/>
+                <w:sz w:val="16"/>
+                <w:lang w:eastAsia="ko-KR"/>
+              </w:rPr>
+              <w:t>_candidates.management_judgment}}</w:t>
             </w:r>
           </w:p>
         </w:tc>
@@ -1090,7 +1203,27 @@
                 <w:sz w:val="18"/>
                 <w:lang w:eastAsia="ko-KR"/>
               </w:rPr>
-              <w:t>{{report.sections.MANAGEMENT_REVIEW_CONTENT.detail}}</w:t>
+              <w:t>{{</w:t>
+            </w:r>
+            <w:proofErr w:type="gramStart"/>
+            <w:r>
+              <w:rPr>
+                <w:rFonts w:hint="eastAsia"/>
+                <w:color w:val="6B7A8C"/>
+                <w:sz w:val="18"/>
+                <w:lang w:eastAsia="ko-KR"/>
+              </w:rPr>
+              <w:t>report.sections</w:t>
+            </w:r>
+            <w:proofErr w:type="gramEnd"/>
+            <w:r>
+              <w:rPr>
+                <w:rFonts w:hint="eastAsia"/>
+                <w:color w:val="6B7A8C"/>
+                <w:sz w:val="18"/>
+                <w:lang w:eastAsia="ko-KR"/>
+              </w:rPr>
+              <w:t>.MANAGEMENT_REVIEW_CONTENT.detail}}</w:t>
             </w:r>
           </w:p>
         </w:tc>
@@ -1099,7 +1232,6 @@
     <w:p>
       <w:pPr>
         <w:rPr>
-          <w:rFonts w:hint="eastAsia"/>
           <w:lang w:eastAsia="ko-KR"/>
         </w:rPr>
       </w:pPr>
@@ -1132,16 +1264,13 @@
             <w:shd w:val="clear" w:color="auto" w:fill="123B67"/>
           </w:tcPr>
           <w:p>
-            <w:r/>
-            <w:pPr>
-              <w:jc w:val="center"/>
-            </w:pPr>
             <w:r>
               <w:rPr>
                 <w:b/>
                 <w:color w:val="FFFFFF"/>
                 <w:sz w:val="22"/>
               </w:rPr>
+              <w:lastRenderedPageBreak/>
               <w:t>03</w:t>
             </w:r>
           </w:p>
@@ -1198,16 +1327,17 @@
       <w:tblPr>
         <w:tblpPr w:leftFromText="142" w:rightFromText="142" w:vertAnchor="text" w:horzAnchor="margin" w:tblpY="405"/>
         <w:tblW w:w="10337" w:type="dxa"/>
+        <w:tblLayout w:type="fixed"/>
         <w:tblLook w:val="04A0" w:firstRow="1" w:lastRow="0" w:firstColumn="1" w:lastColumn="0" w:noHBand="0" w:noVBand="1"/>
       </w:tblPr>
       <w:tblGrid>
-        <w:gridCol w:w="4822"/>
-        <w:gridCol w:w="5515"/>
+        <w:gridCol w:w="1143"/>
+        <w:gridCol w:w="9194"/>
       </w:tblGrid>
       <w:tr>
         <w:tc>
           <w:tcPr>
-            <w:tcW w:w="4822" w:type="dxa"/>
+            <w:tcW w:w="1143" w:type="dxa"/>
             <w:tcBorders>
               <w:top w:val="single" w:sz="6" w:space="0" w:color="D7E2EE"/>
               <w:left w:val="single" w:sz="6" w:space="0" w:color="D7E2EE"/>
@@ -1243,7 +1373,7 @@
         </w:tc>
         <w:tc>
           <w:tcPr>
-            <w:tcW w:w="5515" w:type="dxa"/>
+            <w:tcW w:w="9194" w:type="dxa"/>
             <w:tcBorders>
               <w:top w:val="single" w:sz="6" w:space="0" w:color="D7E2EE"/>
               <w:left w:val="single" w:sz="6" w:space="0" w:color="D7E2EE"/>
@@ -1272,7 +1402,27 @@
                 <w:sz w:val="20"/>
                 <w:lang w:eastAsia="ko-KR"/>
               </w:rPr>
-              <w:t>{{report.sections.MANAGEMENT_DIRECTIVES.items.directive}}</w:t>
+              <w:t>{{</w:t>
+            </w:r>
+            <w:proofErr w:type="gramStart"/>
+            <w:r>
+              <w:rPr>
+                <w:rFonts w:hint="eastAsia"/>
+                <w:bCs/>
+                <w:sz w:val="20"/>
+                <w:lang w:eastAsia="ko-KR"/>
+              </w:rPr>
+              <w:t>report.sections</w:t>
+            </w:r>
+            <w:proofErr w:type="gramEnd"/>
+            <w:r>
+              <w:rPr>
+                <w:rFonts w:hint="eastAsia"/>
+                <w:bCs/>
+                <w:sz w:val="20"/>
+                <w:lang w:eastAsia="ko-KR"/>
+              </w:rPr>
+              <w:t>.MANAGEMENT_DIRECTIVES.items.directive}}</w:t>
             </w:r>
           </w:p>
         </w:tc>
@@ -1290,7 +1440,6 @@
       <w:pPr>
         <w:spacing w:after="0"/>
         <w:rPr>
-          <w:rFonts w:hint="eastAsia"/>
           <w:lang w:eastAsia="ko-KR"/>
         </w:rPr>
       </w:pPr>
@@ -1335,15 +1484,11 @@
             </w:pPr>
             <w:r>
               <w:rPr>
-                <w:lang w:eastAsia="ko-KR"/>
-              </w:rPr>
-            </w:r>
-            <w:r>
-              <w:rPr>
                 <w:b/>
                 <w:color w:val="FFFFFF"/>
                 <w:sz w:val="22"/>
               </w:rPr>
+              <w:lastRenderedPageBreak/>
               <w:t>04</w:t>
             </w:r>
           </w:p>
@@ -1360,6 +1505,7 @@
             <w:shd w:val="clear" w:color="auto" w:fill="FFFFFF"/>
           </w:tcPr>
           <w:p>
+            <w:proofErr w:type="gramStart"/>
             <w:r>
               <w:rPr>
                 <w:rFonts w:hint="eastAsia"/>
@@ -1377,6 +1523,7 @@
               </w:rPr>
               <w:t xml:space="preserve">  Conclusion</w:t>
             </w:r>
+            <w:proofErr w:type="gramEnd"/>
           </w:p>
         </w:tc>
       </w:tr>
@@ -1428,8 +1575,25 @@
                 <w:sz w:val="22"/>
                 <w:lang w:eastAsia="ko-KR"/>
               </w:rPr>
-              <w:lastRenderedPageBreak/>
-              <w:t>{{report.sections.OVERALL_OPINION.content}}</w:t>
+              <w:t>{{</w:t>
+            </w:r>
+            <w:proofErr w:type="gramStart"/>
+            <w:r>
+              <w:rPr>
+                <w:rFonts w:hint="eastAsia"/>
+                <w:sz w:val="22"/>
+                <w:lang w:eastAsia="ko-KR"/>
+              </w:rPr>
+              <w:t>report.sections</w:t>
+            </w:r>
+            <w:proofErr w:type="gramEnd"/>
+            <w:r>
+              <w:rPr>
+                <w:rFonts w:hint="eastAsia"/>
+                <w:sz w:val="22"/>
+                <w:lang w:eastAsia="ko-KR"/>
+              </w:rPr>
+              <w:t>.OVERALL_OPINION.content}}</w:t>
             </w:r>
           </w:p>
         </w:tc>

--- a/report_agent/output/management_review_order_form.docx
+++ b/report_agent/output/management_review_order_form.docx
@@ -46,9 +46,59 @@
       </w:tr>
     </w:tbl>
     <w:p/>
-    <w:p/>
-    <w:p/>
-    <w:p/>
+    <w:p>
+      <w:r>
+        <w:drawing>
+          <wp:anchor distT="0" distB="0" distL="114300" distR="114300" simplePos="0" relativeHeight="251658752" behindDoc="0" locked="0" layoutInCell="1" allowOverlap="1" wp14:anchorId="6CF46CBA" wp14:editId="074A0CE9">
+            <wp:simplePos x="0" y="0"/>
+            <wp:positionH relativeFrom="column">
+              <wp:posOffset>4091305</wp:posOffset>
+            </wp:positionH>
+            <wp:positionV relativeFrom="paragraph">
+              <wp:posOffset>3917</wp:posOffset>
+            </wp:positionV>
+            <wp:extent cx="2282825" cy="1119341"/>
+            <wp:effectExtent l="0" t="0" r="3175" b="5080"/>
+            <wp:wrapNone/>
+            <wp:docPr id="1" name="그림 1"/>
+            <wp:cNvGraphicFramePr>
+              <a:graphicFrameLocks xmlns:a="http://schemas.openxmlformats.org/drawingml/2006/main" noChangeAspect="1"/>
+            </wp:cNvGraphicFramePr>
+            <a:graphic xmlns:a="http://schemas.openxmlformats.org/drawingml/2006/main">
+              <a:graphicData uri="http://schemas.openxmlformats.org/drawingml/2006/picture">
+                <pic:pic xmlns:pic="http://schemas.openxmlformats.org/drawingml/2006/picture">
+                  <pic:nvPicPr>
+                    <pic:cNvPr id="1" name=""/>
+                    <pic:cNvPicPr/>
+                  </pic:nvPicPr>
+                  <pic:blipFill>
+                    <a:blip r:embed="rId8"/>
+                    <a:stretch>
+                      <a:fillRect/>
+                    </a:stretch>
+                  </pic:blipFill>
+                  <pic:spPr>
+                    <a:xfrm>
+                      <a:off x="0" y="0"/>
+                      <a:ext cx="2282825" cy="1119341"/>
+                    </a:xfrm>
+                    <a:prstGeom prst="rect">
+                      <a:avLst/>
+                    </a:prstGeom>
+                  </pic:spPr>
+                </pic:pic>
+              </a:graphicData>
+            </a:graphic>
+            <wp14:sizeRelH relativeFrom="margin">
+              <wp14:pctWidth>0</wp14:pctWidth>
+            </wp14:sizeRelH>
+            <wp14:sizeRelV relativeFrom="margin">
+              <wp14:pctHeight>0</wp14:pctHeight>
+            </wp14:sizeRelV>
+          </wp:anchor>
+        </w:drawing>
+      </w:r>
+    </w:p>
     <w:p>
       <w:pPr>
         <w:jc w:val="center"/>
@@ -56,6 +106,15 @@
           <w:lang w:eastAsia="ko-KR"/>
         </w:rPr>
       </w:pPr>
+      <w:r>
+        <w:rPr>
+          <w:b/>
+          <w:color w:val="123B67"/>
+          <w:sz w:val="60"/>
+          <w:lang w:eastAsia="ko-KR"/>
+        </w:rPr>
+        <w:br/>
+      </w:r>
       <w:r>
         <w:rPr>
           <w:rFonts w:hint="eastAsia"/>
@@ -66,6 +125,7 @@
         </w:rPr>
         <w:t>{{</w:t>
       </w:r>
+      <w:proofErr w:type="spellStart"/>
       <w:proofErr w:type="gramStart"/>
       <w:r>
         <w:rPr>
@@ -77,6 +137,7 @@
         </w:rPr>
         <w:t>report.title</w:t>
       </w:r>
+      <w:proofErr w:type="spellEnd"/>
       <w:proofErr w:type="gramEnd"/>
       <w:r>
         <w:rPr>
@@ -252,6 +313,7 @@
               </w:rPr>
               <w:t>{{</w:t>
             </w:r>
+            <w:proofErr w:type="spellStart"/>
             <w:proofErr w:type="gramStart"/>
             <w:r>
               <w:rPr>
@@ -260,6 +322,7 @@
               </w:rPr>
               <w:t>report.title</w:t>
             </w:r>
+            <w:proofErr w:type="spellEnd"/>
             <w:proofErr w:type="gramEnd"/>
             <w:r>
               <w:rPr>
@@ -424,10 +487,12 @@
             <w:r>
               <w:t>{{</w:t>
             </w:r>
+            <w:proofErr w:type="spellStart"/>
             <w:proofErr w:type="gramStart"/>
             <w:r>
               <w:t>report.period</w:t>
             </w:r>
+            <w:proofErr w:type="spellEnd"/>
             <w:proofErr w:type="gramEnd"/>
             <w:r>
               <w:t>}}</w:t>
@@ -499,7 +564,23 @@
                 <w:rFonts w:hint="eastAsia"/>
                 <w:lang w:eastAsia="ko-KR"/>
               </w:rPr>
-              <w:t>{{generated_date}}</w:t>
+              <w:t>{{</w:t>
+            </w:r>
+            <w:proofErr w:type="spellStart"/>
+            <w:r>
+              <w:rPr>
+                <w:rFonts w:hint="eastAsia"/>
+                <w:lang w:eastAsia="ko-KR"/>
+              </w:rPr>
+              <w:t>generated_date</w:t>
+            </w:r>
+            <w:proofErr w:type="spellEnd"/>
+            <w:r>
+              <w:rPr>
+                <w:rFonts w:hint="eastAsia"/>
+                <w:lang w:eastAsia="ko-KR"/>
+              </w:rPr>
+              <w:t>}}</w:t>
             </w:r>
           </w:p>
         </w:tc>
@@ -588,12 +669,6 @@
           <w:lang w:eastAsia="ko-KR"/>
         </w:rPr>
       </w:pPr>
-      <w:r>
-        <w:rPr>
-          <w:lang w:eastAsia="ko-KR"/>
-        </w:rPr>
-        <w:br w:type="page"/>
-      </w:r>
     </w:p>
     <w:tbl>
       <w:tblPr>
@@ -623,7 +698,6 @@
                 <w:color w:val="FFFFFF"/>
                 <w:sz w:val="22"/>
               </w:rPr>
-              <w:lastRenderedPageBreak/>
               <w:t>01</w:t>
             </w:r>
           </w:p>
@@ -1617,8 +1691,8 @@
       </w:r>
     </w:p>
     <w:sectPr>
-      <w:headerReference w:type="default" r:id="rId8"/>
-      <w:footerReference w:type="default" r:id="rId9"/>
+      <w:headerReference w:type="default" r:id="rId9"/>
+      <w:footerReference w:type="default" r:id="rId10"/>
       <w:pgSz w:w="11909" w:h="16834"/>
       <w:pgMar w:top="792" w:right="936" w:bottom="792" w:left="936" w:header="720" w:footer="720" w:gutter="0"/>
       <w:cols w:space="720"/>
@@ -2540,7 +2614,6 @@
   <w:style w:type="character" w:default="1" w:styleId="a2">
     <w:name w:val="Default Paragraph Font"/>
     <w:uiPriority w:val="1"/>
-    <w:semiHidden/>
     <w:unhideWhenUsed/>
   </w:style>
   <w:style w:type="table" w:default="1" w:styleId="a3">

--- a/report_agent/output/management_review_order_form.docx
+++ b/report_agent/output/management_review_order_form.docx
@@ -48,6 +48,9 @@
     <w:p/>
     <w:p>
       <w:r>
+        <w:rPr>
+          <w:noProof/>
+        </w:rPr>
         <w:drawing>
           <wp:anchor distT="0" distB="0" distL="114300" distR="114300" simplePos="0" relativeHeight="251658752" behindDoc="0" locked="0" layoutInCell="1" allowOverlap="1" wp14:anchorId="6CF46CBA" wp14:editId="074A0CE9">
             <wp:simplePos x="0" y="0"/>
@@ -690,8 +693,13 @@
               <w:right w:val="nil"/>
             </w:tcBorders>
             <w:shd w:val="clear" w:color="auto" w:fill="123B67"/>
+            <w:vAlign w:val="center"/>
           </w:tcPr>
           <w:p>
+            <w:pPr>
+              <w:spacing w:after="0"/>
+              <w:jc w:val="center"/>
+            </w:pPr>
             <w:r>
               <w:rPr>
                 <w:b/>
@@ -712,8 +720,12 @@
               <w:right w:val="nil"/>
             </w:tcBorders>
             <w:shd w:val="clear" w:color="auto" w:fill="FFFFFF"/>
+            <w:vAlign w:val="center"/>
           </w:tcPr>
           <w:p>
+            <w:pPr>
+              <w:spacing w:after="0"/>
+            </w:pPr>
             <w:proofErr w:type="spellStart"/>
             <w:proofErr w:type="gramStart"/>
             <w:r>
@@ -858,8 +870,13 @@
               <w:right w:val="nil"/>
             </w:tcBorders>
             <w:shd w:val="clear" w:color="auto" w:fill="123B67"/>
+            <w:vAlign w:val="center"/>
           </w:tcPr>
           <w:p>
+            <w:pPr>
+              <w:spacing w:after="0"/>
+              <w:jc w:val="center"/>
+            </w:pPr>
             <w:r>
               <w:rPr>
                 <w:b/>
@@ -889,9 +906,11 @@
               <w:right w:val="nil"/>
             </w:tcBorders>
             <w:shd w:val="clear" w:color="auto" w:fill="FFFFFF"/>
+            <w:vAlign w:val="center"/>
           </w:tcPr>
           <w:p>
             <w:pPr>
+              <w:spacing w:after="0"/>
               <w:rPr>
                 <w:b/>
                 <w:color w:val="123B67"/>
@@ -912,6 +931,7 @@
           </w:p>
           <w:p>
             <w:pPr>
+              <w:spacing w:after="0"/>
               <w:rPr>
                 <w:lang w:eastAsia="ko-KR"/>
               </w:rPr>
@@ -1336,8 +1356,13 @@
               <w:right w:val="nil"/>
             </w:tcBorders>
             <w:shd w:val="clear" w:color="auto" w:fill="123B67"/>
+            <w:vAlign w:val="center"/>
           </w:tcPr>
           <w:p>
+            <w:pPr>
+              <w:spacing w:after="0"/>
+              <w:jc w:val="center"/>
+            </w:pPr>
             <w:r>
               <w:rPr>
                 <w:b/>
@@ -1359,9 +1384,11 @@
               <w:right w:val="nil"/>
             </w:tcBorders>
             <w:shd w:val="clear" w:color="auto" w:fill="FFFFFF"/>
+            <w:vAlign w:val="center"/>
           </w:tcPr>
           <w:p>
             <w:pPr>
+              <w:spacing w:after="0"/>
               <w:rPr>
                 <w:b/>
                 <w:color w:val="123B67"/>
@@ -1382,6 +1409,7 @@
           </w:p>
           <w:p>
             <w:pPr>
+              <w:spacing w:after="0"/>
               <w:rPr>
                 <w:lang w:eastAsia="ko-KR"/>
               </w:rPr>
@@ -1551,9 +1579,11 @@
               <w:right w:val="nil"/>
             </w:tcBorders>
             <w:shd w:val="clear" w:color="auto" w:fill="123B67"/>
+            <w:vAlign w:val="center"/>
           </w:tcPr>
           <w:p>
             <w:pPr>
+              <w:spacing w:after="0"/>
               <w:jc w:val="center"/>
             </w:pPr>
             <w:r>
@@ -2614,6 +2644,7 @@
   <w:style w:type="character" w:default="1" w:styleId="a2">
     <w:name w:val="Default Paragraph Font"/>
     <w:uiPriority w:val="1"/>
+    <w:semiHidden/>
     <w:unhideWhenUsed/>
   </w:style>
   <w:style w:type="table" w:default="1" w:styleId="a3">

--- a/report_agent/output/management_review_order_form.docx
+++ b/report_agent/output/management_review_order_form.docx
@@ -660,18 +660,9 @@
       </w:tr>
     </w:tbl>
     <w:p>
-      <w:pPr>
-        <w:rPr>
-          <w:lang w:eastAsia="ko-KR"/>
-        </w:rPr>
-      </w:pPr>
-    </w:p>
-    <w:p>
-      <w:pPr>
-        <w:rPr>
-          <w:lang w:eastAsia="ko-KR"/>
-        </w:rPr>
-      </w:pPr>
+      <w:r>
+        <w:br w:type="page"/>
+      </w:r>
     </w:p>
     <w:tbl>
       <w:tblPr>
@@ -824,27 +815,6 @@
         </w:tc>
       </w:tr>
     </w:tbl>
-    <w:p>
-      <w:pPr>
-        <w:rPr>
-          <w:lang w:eastAsia="ko-KR"/>
-        </w:rPr>
-      </w:pPr>
-    </w:p>
-    <w:p>
-      <w:pPr>
-        <w:rPr>
-          <w:lang w:eastAsia="ko-KR"/>
-        </w:rPr>
-      </w:pPr>
-    </w:p>
-    <w:p>
-      <w:pPr>
-        <w:rPr>
-          <w:lang w:eastAsia="ko-KR"/>
-        </w:rPr>
-      </w:pPr>
-    </w:p>
     <w:p>
       <w:r>
         <w:br w:type="page"/>
